--- a/static/docs/management/templates/Уведомление о проведении ОСС (ТСЖ).docx
+++ b/static/docs/management/templates/Уведомление о проведении ОСС (ТСЖ).docx
@@ -958,7 +958,7 @@
           <w:szCs w:val="24"/>
           <w:rtl w:val="0"/>
         </w:rPr>
-        <w:t xml:space="preserve">* Составлено в соответствии с требованиями п. 5 ст. 45</w:t>
+        <w:t xml:space="preserve">* Составлено в соответствии с требованиями п. 5 ст. 45 ЖК РФ</w:t>
       </w:r>
     </w:p>
     <w:p>
